--- a/final_documents/Anfrage-Mail.docx
+++ b/final_documents/Anfrage-Mail.docx
@@ -101,7 +101,7 @@
         <w:rPr>
           <w:b w:val="0"/>
         </w:rPr>
-        <w:t>Wir möchten das ändern – wissen aber nicht, wo wir anfangen sollen.</w:t>
+        <w:t>Wir möchten das ändern, wissen aber nicht, wo wir anfangen sollen.</w:t>
       </w:r>
     </w:p>
     <w:p>
